--- a/EXPORTS/DOCX/published/niveau3/English/Museon.docx
+++ b/EXPORTS/DOCX/published/niveau3/English/Museon.docx
@@ -1298,7 +1298,25 @@
           <w:color w:val="000000"/>
           <w:sz w:val="24"/>
         </w:rPr>
-        <w:t>archive is divided into the period when the museum was indepe</w:t>
+        <w:t>archive is divided into the period when the museum w</w:t>
+      </w:r>
+      <w:r>
+        <w:rPr>
+          <w:u w:val="single" w:color="0000ff"/>
+          <w:rFonts w:ascii="Charis SIL Regular" w:hAnsi="Charis SIL Regular" w:eastAsia="Charis SIL Regular"/>
+          <w:b w:val="0"/>
+          <w:i w:val="0"/>
+          <w:color w:val="000000"/>
+          <w:sz w:val="24"/>
+        </w:rPr>
+        <w:hyperlink r:id="rId13" w:history="1">
+          <w:r>
+            <w:rPr>
+              <w:rStyle w:val="Hyperlink"/>
+            </w:rPr>
+            <w:t>as indepe</w:t>
+          </w:r>
+        </w:hyperlink>
       </w:r>
       <w:r>
         <w:rPr>
@@ -1710,7 +1728,7 @@
           <w:sz w:val="24"/>
           <w:u w:val="single"/>
         </w:rPr>
-        <w:t>Scientific research in colonised terr</w:t>
+        <w:t>Scientific research in colonised terri</w:t>
       </w:r>
       <w:r>
         <w:rPr>
@@ -1721,7 +1739,7 @@
           <w:sz w:val="24"/>
           <w:u w:val="single"/>
         </w:rPr>
-        <w:t>i</w:t>
+        <w:t>torie</w:t>
       </w:r>
       <w:r>
         <w:rPr>
@@ -1730,9 +1748,8 @@
           <w:i w:val="0"/>
           <w:color w:val="0000FF"/>
           <w:sz w:val="24"/>
-          <w:u w:val="single"/>
         </w:rPr>
-        <w:t>tories</w:t>
+        <w:t>s</w:t>
       </w:r>
       <w:r>
         <w:br/>
